--- a/deliveries/2026-09-04/AutoBridge_Daily_2026-09-04/01_Vehicle_Pages/VEH_20260904_10_Dongfeng_TianjinKR.docx
+++ b/deliveries/2026-09-04/AutoBridge_Daily_2026-09-04/01_Vehicle_Pages/VEH_20260904_10_Dongfeng_TianjinKR.docx
@@ -1616,10 +1616,10 @@
         <w:rPr>
           <w:b/>
         </w:rPr>
-        <w:t>Author / reviewer</w:t>
+        <w:t>Author</w:t>
       </w:r>
       <w:r>
-        <w:t>: [AutoBridge Export Sourcing Team](/authors/) · method per our [Editorial Policy](/editorial-policy/)</w:t>
+        <w:t>: AutoBridge Export Editorial Team · [Sourcing Team](/authors/) · method per our [Editorial Policy](/editorial-policy/)</w:t>
       </w:r>
     </w:p>
     <w:p>
@@ -1633,7 +1633,16 @@
         <w:t>Last reviewed</w:t>
       </w:r>
       <w:r>
-        <w:t>: 2026-09-04</w:t>
+        <w:t xml:space="preserve">: 2026-09-04 · </w:t>
+      </w:r>
+      <w:r>
+        <w:rPr>
+          <w:b/>
+        </w:rPr>
+        <w:t>Fact sheet version</w:t>
+      </w:r>
+      <w:r>
+        <w:t>: v1.1-2026-09-04</w:t>
       </w:r>
     </w:p>
     <w:p>
@@ -1662,6 +1671,20 @@
       </w:r>
       <w:r>
         <w:t>: MIIT-filing anchor; driveline cross-checked; superstructure deferred to body builder</w:t>
+      </w:r>
+    </w:p>
+    <w:p>
+      <w:pPr>
+        <w:pStyle w:val="ListBullet"/>
+      </w:pPr>
+      <w:r>
+        <w:rPr>
+          <w:b/>
+        </w:rPr>
+        <w:t>Transparency</w:t>
+      </w:r>
+      <w:r>
+        <w:t>: AI_ASSISTED=true · HUMAN_REVIEWED=false · evidence.first_hand=false · PUBLISH_APPROVED=false</w:t>
       </w:r>
     </w:p>
     <w:p>

--- a/deliveries/2026-09-04/AutoBridge_Daily_2026-09-04/01_Vehicle_Pages/VEH_20260904_10_Dongfeng_TianjinKR.docx
+++ b/deliveries/2026-09-04/AutoBridge_Daily_2026-09-04/01_Vehicle_Pages/VEH_20260904_10_Dongfeng_TianjinKR.docx
@@ -4,7 +4,7 @@
   <w:body>
     <w:p>
       <w:pPr>
-        <w:pStyle w:val="Title"/>
+        <w:pStyle w:val="Heading1"/>
       </w:pPr>
       <w:r>
         <w:t>Dongfeng Tianjin KR (天锦KR) Refrigerated Truck: Chassis, Superstructure and GVW for Export</w:t>
@@ -12,7 +12,7 @@
     </w:p>
     <w:p>
       <w:pPr>
-        <w:pStyle w:val="Heading1"/>
+        <w:pStyle w:val="Heading2"/>
       </w:pPr>
       <w:r>
         <w:t>SEO Metadata</w:t>
@@ -146,7 +146,7 @@
     </w:p>
     <w:p>
       <w:pPr>
-        <w:pStyle w:val="Heading1"/>
+        <w:pStyle w:val="Heading2"/>
       </w:pPr>
       <w:r>
         <w:t>Buyer Context: a Special Vehicle Is Two Products — Chassis and Superstructure</w:t>
@@ -186,7 +186,7 @@
     </w:p>
     <w:p>
       <w:pPr>
-        <w:pStyle w:val="Heading1"/>
+        <w:pStyle w:val="Heading2"/>
       </w:pPr>
       <w:r>
         <w:t>Chassis Identification (confirm the model code)</w:t>
@@ -281,7 +281,7 @@
     </w:p>
     <w:p>
       <w:pPr>
-        <w:pStyle w:val="Heading1"/>
+        <w:pStyle w:val="Heading2"/>
       </w:pPr>
       <w:r>
         <w:t>Powertrain and Driveline</w:t>
@@ -289,7 +289,7 @@
     </w:p>
     <w:tbl>
       <w:tblPr>
-        <w:tblStyle w:val="TableGrid"/>
+        <w:tblStyle w:val="LightGrid-Accent1"/>
         <w:tblW w:type="auto" w:w="0"/>
         <w:tblLook w:firstColumn="1" w:firstRow="1" w:lastColumn="0" w:lastRow="0" w:noHBand="0" w:noVBand="1" w:val="04A0"/>
       </w:tblPr>
@@ -301,20 +301,9 @@
         <w:tc>
           <w:tcPr>
             <w:tcW w:type="dxa" w:w="4320"/>
-            <w:shd w:val="clear" w:fill="EAF0F6"/>
           </w:tcPr>
           <w:p>
             <w:r>
-              <w:rPr>
-                <w:b/>
-                <w:sz w:val="20"/>
-              </w:rPr>
-            </w:r>
-            <w:r>
-              <w:rPr>
-                <w:b/>
-                <w:sz w:val="20"/>
-              </w:rPr>
               <w:t>Item</w:t>
             </w:r>
           </w:p>
@@ -322,20 +311,9 @@
         <w:tc>
           <w:tcPr>
             <w:tcW w:type="dxa" w:w="4320"/>
-            <w:shd w:val="clear" w:fill="EAF0F6"/>
           </w:tcPr>
           <w:p>
             <w:r>
-              <w:rPr>
-                <w:b/>
-                <w:sz w:val="20"/>
-              </w:rPr>
-            </w:r>
-            <w:r>
-              <w:rPr>
-                <w:b/>
-                <w:sz w:val="20"/>
-              </w:rPr>
               <w:t>Tianjin KR 6.8 m reefer (China reference)</w:t>
             </w:r>
           </w:p>
@@ -348,14 +326,6 @@
           </w:tcPr>
           <w:p>
             <w:r>
-              <w:rPr>
-                <w:sz w:val="20"/>
-              </w:rPr>
-            </w:r>
-            <w:r>
-              <w:rPr>
-                <w:sz w:val="20"/>
-              </w:rPr>
               <w:t>Engine</w:t>
             </w:r>
           </w:p>
@@ -366,27 +336,15 @@
           </w:tcPr>
           <w:p>
             <w:r>
-              <w:rPr>
-                <w:sz w:val="20"/>
-              </w:rPr>
-            </w:r>
-            <w:r>
-              <w:rPr>
-                <w:sz w:val="20"/>
-              </w:rPr>
               <w:t xml:space="preserve">Dongfeng Cummins </w:t>
             </w:r>
             <w:r>
               <w:rPr>
                 <w:b/>
-                <w:sz w:val="20"/>
               </w:rPr>
               <w:t>B6.2NS6B245</w:t>
             </w:r>
             <w:r>
-              <w:rPr>
-                <w:sz w:val="20"/>
-              </w:rPr>
               <w:t>, inline-6, 6.2 L diesel</w:t>
             </w:r>
           </w:p>
@@ -399,14 +357,6 @@
           </w:tcPr>
           <w:p>
             <w:r>
-              <w:rPr>
-                <w:sz w:val="20"/>
-              </w:rPr>
-            </w:r>
-            <w:r>
-              <w:rPr>
-                <w:sz w:val="20"/>
-              </w:rPr>
               <w:t>Power / torque</w:t>
             </w:r>
           </w:p>
@@ -418,13 +368,7 @@
           <w:p>
             <w:r>
               <w:rPr>
-                <w:sz w:val="20"/>
-              </w:rPr>
-            </w:r>
-            <w:r>
-              <w:rPr>
                 <w:b/>
-                <w:sz w:val="20"/>
               </w:rPr>
               <w:t>180 kW (245 PS) / 1000 N·m</w:t>
             </w:r>
@@ -438,14 +382,6 @@
           </w:tcPr>
           <w:p>
             <w:r>
-              <w:rPr>
-                <w:sz w:val="20"/>
-              </w:rPr>
-            </w:r>
-            <w:r>
-              <w:rPr>
-                <w:sz w:val="20"/>
-              </w:rPr>
               <w:t>Gearbox</w:t>
             </w:r>
           </w:p>
@@ -456,20 +392,11 @@
           </w:tcPr>
           <w:p>
             <w:r>
-              <w:rPr>
-                <w:sz w:val="20"/>
-              </w:rPr>
-            </w:r>
-            <w:r>
-              <w:rPr>
-                <w:sz w:val="20"/>
-              </w:rPr>
               <w:t xml:space="preserve">Fast (Fast Gear) </w:t>
             </w:r>
             <w:r>
               <w:rPr>
                 <w:b/>
-                <w:sz w:val="20"/>
               </w:rPr>
               <w:t>8JS105A/TA 8-speed</w:t>
             </w:r>
@@ -483,14 +410,6 @@
           </w:tcPr>
           <w:p>
             <w:r>
-              <w:rPr>
-                <w:sz w:val="20"/>
-              </w:rPr>
-            </w:r>
-            <w:r>
-              <w:rPr>
-                <w:sz w:val="20"/>
-              </w:rPr>
               <w:t>Rear axle</w:t>
             </w:r>
           </w:p>
@@ -501,33 +420,20 @@
           </w:tcPr>
           <w:p>
             <w:r>
-              <w:rPr>
-                <w:sz w:val="20"/>
-              </w:rPr>
-            </w:r>
-            <w:r>
-              <w:rPr>
-                <w:sz w:val="20"/>
-              </w:rPr>
               <w:t xml:space="preserve">Dana </w:t>
             </w:r>
             <w:r>
               <w:rPr>
                 <w:b/>
-                <w:sz w:val="20"/>
               </w:rPr>
               <w:t>416</w:t>
             </w:r>
             <w:r>
-              <w:rPr>
-                <w:sz w:val="20"/>
-              </w:rPr>
               <w:t xml:space="preserve">, ratio </w:t>
             </w:r>
             <w:r>
               <w:rPr>
                 <w:b/>
-                <w:sz w:val="20"/>
               </w:rPr>
               <w:t>4.11</w:t>
             </w:r>
@@ -541,14 +447,6 @@
           </w:tcPr>
           <w:p>
             <w:r>
-              <w:rPr>
-                <w:sz w:val="20"/>
-              </w:rPr>
-            </w:r>
-            <w:r>
-              <w:rPr>
-                <w:sz w:val="20"/>
-              </w:rPr>
               <w:t>GVW</w:t>
             </w:r>
           </w:p>
@@ -560,13 +458,7 @@
           <w:p>
             <w:r>
               <w:rPr>
-                <w:sz w:val="20"/>
-              </w:rPr>
-            </w:r>
-            <w:r>
-              <w:rPr>
                 <w:b/>
-                <w:sz w:val="20"/>
               </w:rPr>
               <w:t>18 t</w:t>
             </w:r>
@@ -580,14 +472,6 @@
           </w:tcPr>
           <w:p>
             <w:r>
-              <w:rPr>
-                <w:sz w:val="20"/>
-              </w:rPr>
-            </w:r>
-            <w:r>
-              <w:rPr>
-                <w:sz w:val="20"/>
-              </w:rPr>
               <w:t>Emission</w:t>
             </w:r>
           </w:p>
@@ -598,23 +482,16 @@
           </w:tcPr>
           <w:p>
             <w:r>
-              <w:rPr>
-                <w:sz w:val="20"/>
-              </w:rPr>
-            </w:r>
-            <w:r>
-              <w:rPr>
-                <w:sz w:val="20"/>
-              </w:rPr>
               <w:t>China-6 diesel</w:t>
             </w:r>
           </w:p>
         </w:tc>
       </w:tr>
     </w:tbl>
+    <w:p/>
     <w:p>
       <w:pPr>
-        <w:pStyle w:val="Heading1"/>
+        <w:pStyle w:val="Heading2"/>
       </w:pPr>
       <w:r>
         <w:t>Superstructure: What the Body Builder Decides (not fixed chassis data)</w:t>
@@ -700,7 +577,7 @@
     </w:p>
     <w:p>
       <w:pPr>
-        <w:pStyle w:val="Heading1"/>
+        <w:pStyle w:val="Heading2"/>
       </w:pPr>
       <w:r>
         <w:t>Version Boundary: KR vs KR Plus</w:t>
@@ -763,10 +640,18 @@
     </w:p>
     <w:p>
       <w:pPr>
-        <w:pStyle w:val="Heading1"/>
+        <w:pStyle w:val="Heading2"/>
       </w:pPr>
       <w:r>
         <w:t>Overseas Buyer Verification Before Payment</w:t>
+      </w:r>
+    </w:p>
+    <w:p>
+      <w:pPr>
+        <w:pStyle w:val="ListBullet"/>
+      </w:pPr>
+      <w:r>
+        <w:t>Confirm the driven-axle/chassis drive form on the DFH chassis certificate before specifying the reefer upfit; it is deliberately not asserted from the captured Chinese reference figures.</w:t>
       </w:r>
     </w:p>
     <w:p>
@@ -841,7 +726,7 @@
     </w:p>
     <w:p>
       <w:pPr>
-        <w:pStyle w:val="Heading1"/>
+        <w:pStyle w:val="Heading2"/>
       </w:pPr>
       <w:r>
         <w:t>Request a Current Export Quotation</w:t>
@@ -863,7 +748,7 @@
     </w:p>
     <w:p>
       <w:pPr>
-        <w:pStyle w:val="Heading1"/>
+        <w:pStyle w:val="Heading2"/>
       </w:pPr>
       <w:r>
         <w:t>Frequently Asked Questions</w:t>
@@ -877,8 +762,10 @@
         <w:t>Is the refrigeration unit part of the Dongfeng chassis?</w:t>
       </w:r>
       <w:r>
-        <w:t xml:space="preserve"> No — the chassis is Dongfeng; the insulated box and reefer unit are a body-builder upfit and need their own specification sheet. </w:t>
+        <w:t xml:space="preserve"> No — the chassis is Dongfeng; the insulated box and reefer unit are a body-builder upfit and need their own specification sheet.</w:t>
       </w:r>
+    </w:p>
+    <w:p>
       <w:r>
         <w:rPr>
           <w:b/>
@@ -886,8 +773,10 @@
         <w:t>What is the GVW and box length?</w:t>
       </w:r>
       <w:r>
-        <w:t xml:space="preserve"> 18 t GVW with a 6.8 m box on a 5000 mm wheelbase for the documented KR. </w:t>
+        <w:t xml:space="preserve"> 18 t GVW with a 6.8 m box on a 5000 mm wheelbase for the documented KR.</w:t>
       </w:r>
+    </w:p>
+    <w:p>
       <w:r>
         <w:rPr>
           <w:b/>
@@ -895,8 +784,10 @@
         <w:t>Which engine?</w:t>
       </w:r>
       <w:r>
-        <w:t xml:space="preserve"> Dongfeng Cummins B6.2NS6B245 at 180 kW (245 PS)/1000 N·m, through a Fast 8-speed gearbox to a Dana 416 axle. </w:t>
+        <w:t xml:space="preserve"> Dongfeng Cummins B6.2NS6B245 at 180 kW (245 PS)/1000 N·m, through a Fast 8-speed gearbox to a Dana 416 axle.</w:t>
       </w:r>
+    </w:p>
+    <w:p>
       <w:r>
         <w:rPr>
           <w:b/>
@@ -909,7 +800,255 @@
     </w:p>
     <w:p>
       <w:pPr>
-        <w:pStyle w:val="Heading1"/>
+        <w:pStyle w:val="Heading2"/>
+      </w:pPr>
+      <w:r>
+        <w:t>Image Record</w:t>
+      </w:r>
+    </w:p>
+    <w:p>
+      <w:pPr>
+        <w:pStyle w:val="ListBullet"/>
+      </w:pPr>
+      <w:r>
+        <w:t>IMAGE_ASSET_PATH: none secured in repository</w:t>
+      </w:r>
+    </w:p>
+    <w:p>
+      <w:pPr>
+        <w:pStyle w:val="ListBullet"/>
+      </w:pPr>
+      <w:r>
+        <w:t>ORIGINAL_IMAGE_URL: not captured</w:t>
+      </w:r>
+    </w:p>
+    <w:p>
+      <w:pPr>
+        <w:pStyle w:val="ListBullet"/>
+      </w:pPr>
+      <w:r>
+        <w:t>SOURCE_PAGE: not captured</w:t>
+      </w:r>
+    </w:p>
+    <w:p>
+      <w:pPr>
+        <w:pStyle w:val="ListBullet"/>
+      </w:pPr>
+      <w:r>
+        <w:t>RIGHTS_HOLDER: unconfirmed</w:t>
+      </w:r>
+    </w:p>
+    <w:p>
+      <w:pPr>
+        <w:pStyle w:val="ListBullet"/>
+      </w:pPr>
+      <w:r>
+        <w:t>LICENSE: none secured — no third-party image may be published until rights are cleared</w:t>
+      </w:r>
+    </w:p>
+    <w:p>
+      <w:pPr>
+        <w:pStyle w:val="ListBullet"/>
+      </w:pPr>
+      <w:r>
+        <w:t>CHECKED_DATE: 2026-09-05</w:t>
+      </w:r>
+    </w:p>
+    <w:p>
+      <w:pPr>
+        <w:pStyle w:val="ListBullet"/>
+      </w:pPr>
+      <w:r>
+        <w:t>MODEL_TOPIC_MATCH: must match the exact model/version (or the guide topic) and reference market above</w:t>
+      </w:r>
+    </w:p>
+    <w:p>
+      <w:pPr>
+        <w:pStyle w:val="ListBullet"/>
+      </w:pPr>
+      <w:r>
+        <w:t>IMAGE_RIGHTS_STATUS: FAIL (no licensed asset captured; a placeholder or “retain old image” note is not accepted)</w:t>
+      </w:r>
+    </w:p>
+    <w:p>
+      <w:pPr>
+        <w:pStyle w:val="ListBullet"/>
+      </w:pPr>
+      <w:r>
+        <w:t>ALT by language:</w:t>
+      </w:r>
+    </w:p>
+    <w:p>
+      <w:pPr>
+        <w:pStyle w:val="ListBullet"/>
+      </w:pPr>
+      <w:r>
+        <w:rPr>
+          <w:b/>
+        </w:rPr>
+        <w:t>EN</w:t>
+      </w:r>
+      <w:r>
+        <w:t>: AutoBridge export-buyer reference — Dongfeng Tianjin KR, petrol/diesel Chinese-market vehicle / refrigerated truck</w:t>
+      </w:r>
+    </w:p>
+    <w:p>
+      <w:pPr>
+        <w:pStyle w:val="ListBullet"/>
+      </w:pPr>
+      <w:r>
+        <w:rPr>
+          <w:b/>
+        </w:rPr>
+        <w:t>FR</w:t>
+      </w:r>
+      <w:r>
+        <w:t>: Référence AutoBridge pour acheteurs export — Dongfeng Tianjin KR, véhicule thermique (marché chinois) / camion frigorifique</w:t>
+      </w:r>
+    </w:p>
+    <w:p>
+      <w:pPr>
+        <w:pStyle w:val="ListBullet"/>
+      </w:pPr>
+      <w:r>
+        <w:rPr>
+          <w:b/>
+        </w:rPr>
+        <w:t>DE</w:t>
+      </w:r>
+      <w:r>
+        <w:t>: AutoBridge-Referenz für Exportkäufer — Dongfeng Tianjin KR, Verbrenner (chinesischer Markt) / Kühl-Lkw</w:t>
+      </w:r>
+    </w:p>
+    <w:p>
+      <w:pPr>
+        <w:pStyle w:val="ListBullet"/>
+      </w:pPr>
+      <w:r>
+        <w:rPr>
+          <w:b/>
+        </w:rPr>
+        <w:t>ES</w:t>
+      </w:r>
+      <w:r>
+        <w:t>: Referencia AutoBridge para compradores de exportación — Dongfeng Tianjin KR, vehículo de combustión (mercado chino) / camión frigorífico</w:t>
+      </w:r>
+    </w:p>
+    <w:p>
+      <w:pPr>
+        <w:pStyle w:val="ListBullet"/>
+      </w:pPr>
+      <w:r>
+        <w:rPr>
+          <w:b/>
+        </w:rPr>
+        <w:t>PT</w:t>
+      </w:r>
+      <w:r>
+        <w:t>: Referência AutoBridge para compradores de exportação — Dongfeng Tianjin KR, veículo a combustão (mercado chinês) / caminhão refrigerado</w:t>
+      </w:r>
+    </w:p>
+    <w:p>
+      <w:pPr>
+        <w:pStyle w:val="ListBullet"/>
+      </w:pPr>
+      <w:r>
+        <w:rPr>
+          <w:b/>
+        </w:rPr>
+        <w:t>JA</w:t>
+      </w:r>
+      <w:r>
+        <w:t>: AutoBridge 輸出バイヤー向けリファレンス｜Dongfeng Tianjin KR, 中国市場仕様 内燃機関車 / 冷凍車</w:t>
+      </w:r>
+    </w:p>
+    <w:p>
+      <w:pPr>
+        <w:pStyle w:val="ListBullet"/>
+      </w:pPr>
+      <w:r>
+        <w:rPr>
+          <w:b/>
+        </w:rPr>
+        <w:t>KO</w:t>
+      </w:r>
+      <w:r>
+        <w:t>: AutoBridge 수출 바이어 참고 자료｜Dongfeng Tianjin KR, 중국 시장 내연기관 차량 / 냉동·냉장 트럭</w:t>
+      </w:r>
+    </w:p>
+    <w:p>
+      <w:pPr>
+        <w:pStyle w:val="ListBullet"/>
+      </w:pPr>
+      <w:r>
+        <w:rPr>
+          <w:b/>
+        </w:rPr>
+        <w:t>VI</w:t>
+      </w:r>
+      <w:r>
+        <w:t>: Tài liệu tham khảo AutoBridge cho người mua xuất khẩu — Dongfeng Tianjin KR, xe động cơ đốt trong (thị trường Trung Quốc) / xe tải lạnh</w:t>
+      </w:r>
+    </w:p>
+    <w:p>
+      <w:pPr>
+        <w:pStyle w:val="ListBullet"/>
+      </w:pPr>
+      <w:r>
+        <w:rPr>
+          <w:b/>
+        </w:rPr>
+        <w:t>TH</w:t>
+      </w:r>
+      <w:r>
+        <w:t>: เอกสารอ้างอิง AutoBridge สำหรับผู้ซื้อเพื่อการส่งออก — Dongfeng Tianjin KR, รถเครื่องยนต์สันดาป (ตลาดจีน) / รถบรรทุกห้องเย็น</w:t>
+      </w:r>
+    </w:p>
+    <w:p>
+      <w:pPr>
+        <w:pStyle w:val="ListBullet"/>
+      </w:pPr>
+      <w:r>
+        <w:rPr>
+          <w:b/>
+        </w:rPr>
+        <w:t>ID</w:t>
+      </w:r>
+      <w:r>
+        <w:t>: Referensi AutoBridge untuk pembeli ekspor — Dongfeng Tianjin KR, kendaraan mesin pembakaran (pasar Tiongkok) / truk berpendingin</w:t>
+      </w:r>
+    </w:p>
+    <w:p>
+      <w:pPr>
+        <w:pStyle w:val="ListBullet"/>
+      </w:pPr>
+      <w:r>
+        <w:rPr>
+          <w:b/>
+        </w:rPr>
+        <w:t>AR</w:t>
+      </w:r>
+      <w:r>
+        <w:t>: مرجع AutoBridge لمشتري التصدير — Dongfeng Tianjin KR, مركبة بمحرك احتراق (سوق الصين) / شاحنة مبردة</w:t>
+      </w:r>
+    </w:p>
+    <w:p>
+      <w:pPr>
+        <w:pStyle w:val="ListBullet"/>
+      </w:pPr>
+      <w:r>
+        <w:rPr>
+          <w:b/>
+        </w:rPr>
+        <w:t>ZH</w:t>
+      </w:r>
+      <w:r>
+        <w:t>: AutoBridge 出口采购参考｜Dongfeng Tianjin KR, 中国市场燃油车 / 冷藏车</w:t>
+      </w:r>
+    </w:p>
+    <w:p>
+      <w:pPr>
+        <w:pStyle w:val="Heading2"/>
       </w:pPr>
       <w:r>
         <w:t>Sources &amp; Verification</w:t>
@@ -917,7 +1056,7 @@
     </w:p>
     <w:tbl>
       <w:tblPr>
-        <w:tblStyle w:val="TableGrid"/>
+        <w:tblStyle w:val="LightGrid-Accent1"/>
         <w:tblW w:type="auto" w:w="0"/>
         <w:tblLook w:firstColumn="1" w:firstRow="1" w:lastColumn="0" w:lastRow="0" w:noHBand="0" w:noVBand="1" w:val="04A0"/>
       </w:tblPr>
@@ -934,20 +1073,9 @@
         <w:tc>
           <w:tcPr>
             <w:tcW w:type="dxa" w:w="1234"/>
-            <w:shd w:val="clear" w:fill="EAF0F6"/>
           </w:tcPr>
           <w:p>
             <w:r>
-              <w:rPr>
-                <w:b/>
-                <w:sz w:val="20"/>
-              </w:rPr>
-            </w:r>
-            <w:r>
-              <w:rPr>
-                <w:b/>
-                <w:sz w:val="20"/>
-              </w:rPr>
               <w:t>Source title</w:t>
             </w:r>
           </w:p>
@@ -955,20 +1083,9 @@
         <w:tc>
           <w:tcPr>
             <w:tcW w:type="dxa" w:w="1234"/>
-            <w:shd w:val="clear" w:fill="EAF0F6"/>
           </w:tcPr>
           <w:p>
             <w:r>
-              <w:rPr>
-                <w:b/>
-                <w:sz w:val="20"/>
-              </w:rPr>
-            </w:r>
-            <w:r>
-              <w:rPr>
-                <w:b/>
-                <w:sz w:val="20"/>
-              </w:rPr>
               <w:t>Organization</w:t>
             </w:r>
           </w:p>
@@ -976,20 +1093,9 @@
         <w:tc>
           <w:tcPr>
             <w:tcW w:type="dxa" w:w="1234"/>
-            <w:shd w:val="clear" w:fill="EAF0F6"/>
           </w:tcPr>
           <w:p>
             <w:r>
-              <w:rPr>
-                <w:b/>
-                <w:sz w:val="20"/>
-              </w:rPr>
-            </w:r>
-            <w:r>
-              <w:rPr>
-                <w:b/>
-                <w:sz w:val="20"/>
-              </w:rPr>
               <w:t>Market</w:t>
             </w:r>
           </w:p>
@@ -997,20 +1103,9 @@
         <w:tc>
           <w:tcPr>
             <w:tcW w:type="dxa" w:w="1234"/>
-            <w:shd w:val="clear" w:fill="EAF0F6"/>
           </w:tcPr>
           <w:p>
             <w:r>
-              <w:rPr>
-                <w:b/>
-                <w:sz w:val="20"/>
-              </w:rPr>
-            </w:r>
-            <w:r>
-              <w:rPr>
-                <w:b/>
-                <w:sz w:val="20"/>
-              </w:rPr>
               <w:t>URL</w:t>
             </w:r>
           </w:p>
@@ -1018,20 +1113,9 @@
         <w:tc>
           <w:tcPr>
             <w:tcW w:type="dxa" w:w="1234"/>
-            <w:shd w:val="clear" w:fill="EAF0F6"/>
           </w:tcPr>
           <w:p>
             <w:r>
-              <w:rPr>
-                <w:b/>
-                <w:sz w:val="20"/>
-              </w:rPr>
-            </w:r>
-            <w:r>
-              <w:rPr>
-                <w:b/>
-                <w:sz w:val="20"/>
-              </w:rPr>
               <w:t>Checked</w:t>
             </w:r>
           </w:p>
@@ -1039,20 +1123,9 @@
         <w:tc>
           <w:tcPr>
             <w:tcW w:type="dxa" w:w="1234"/>
-            <w:shd w:val="clear" w:fill="EAF0F6"/>
           </w:tcPr>
           <w:p>
             <w:r>
-              <w:rPr>
-                <w:b/>
-                <w:sz w:val="20"/>
-              </w:rPr>
-            </w:r>
-            <w:r>
-              <w:rPr>
-                <w:b/>
-                <w:sz w:val="20"/>
-              </w:rPr>
               <w:t>Confidence</w:t>
             </w:r>
           </w:p>
@@ -1060,20 +1133,9 @@
         <w:tc>
           <w:tcPr>
             <w:tcW w:type="dxa" w:w="1234"/>
-            <w:shd w:val="clear" w:fill="EAF0F6"/>
           </w:tcPr>
           <w:p>
             <w:r>
-              <w:rPr>
-                <w:b/>
-                <w:sz w:val="20"/>
-              </w:rPr>
-            </w:r>
-            <w:r>
-              <w:rPr>
-                <w:b/>
-                <w:sz w:val="20"/>
-              </w:rPr>
               <w:t>Supported facts</w:t>
             </w:r>
           </w:p>
@@ -1086,14 +1148,6 @@
           </w:tcPr>
           <w:p>
             <w:r>
-              <w:rPr>
-                <w:sz w:val="20"/>
-              </w:rPr>
-            </w:r>
-            <w:r>
-              <w:rPr>
-                <w:sz w:val="20"/>
-              </w:rPr>
               <w:t>Tianjin KR 6.8m reefer B6.2 powertrain/gearbox</w:t>
             </w:r>
           </w:p>
@@ -1104,14 +1158,6 @@
           </w:tcPr>
           <w:p>
             <w:r>
-              <w:rPr>
-                <w:sz w:val="20"/>
-              </w:rPr>
-            </w:r>
-            <w:r>
-              <w:rPr>
-                <w:sz w:val="20"/>
-              </w:rPr>
               <w:t>360che (Toutiao)</w:t>
             </w:r>
           </w:p>
@@ -1122,14 +1168,6 @@
           </w:tcPr>
           <w:p>
             <w:r>
-              <w:rPr>
-                <w:sz w:val="20"/>
-              </w:rPr>
-            </w:r>
-            <w:r>
-              <w:rPr>
-                <w:sz w:val="20"/>
-              </w:rPr>
               <w:t>CN</w:t>
             </w:r>
           </w:p>
@@ -1140,14 +1178,6 @@
           </w:tcPr>
           <w:p>
             <w:r>
-              <w:rPr>
-                <w:sz w:val="20"/>
-              </w:rPr>
-            </w:r>
-            <w:r>
-              <w:rPr>
-                <w:sz w:val="20"/>
-              </w:rPr>
               <w:t>http://m.toutiao.com/group/7031465452756828703/</w:t>
             </w:r>
           </w:p>
@@ -1158,14 +1188,6 @@
           </w:tcPr>
           <w:p>
             <w:r>
-              <w:rPr>
-                <w:sz w:val="20"/>
-              </w:rPr>
-            </w:r>
-            <w:r>
-              <w:rPr>
-                <w:sz w:val="20"/>
-              </w:rPr>
               <w:t>2026-09-04</w:t>
             </w:r>
           </w:p>
@@ -1176,14 +1198,6 @@
           </w:tcPr>
           <w:p>
             <w:r>
-              <w:rPr>
-                <w:sz w:val="20"/>
-              </w:rPr>
-            </w:r>
-            <w:r>
-              <w:rPr>
-                <w:sz w:val="20"/>
-              </w:rPr>
               <w:t>CROSS_CHECKED</w:t>
             </w:r>
           </w:p>
@@ -1194,14 +1208,6 @@
           </w:tcPr>
           <w:p>
             <w:r>
-              <w:rPr>
-                <w:sz w:val="20"/>
-              </w:rPr>
-            </w:r>
-            <w:r>
-              <w:rPr>
-                <w:sz w:val="20"/>
-              </w:rPr>
               <w:t>B6.2 245PS, Fast 8-speed, Dana axle</w:t>
             </w:r>
           </w:p>
@@ -1214,14 +1220,6 @@
           </w:tcPr>
           <w:p>
             <w:r>
-              <w:rPr>
-                <w:sz w:val="20"/>
-              </w:rPr>
-            </w:r>
-            <w:r>
-              <w:rPr>
-                <w:sz w:val="20"/>
-              </w:rPr>
               <w:t>Nine 6.8m cargo trucks: KR config</w:t>
             </w:r>
           </w:p>
@@ -1232,14 +1230,6 @@
           </w:tcPr>
           <w:p>
             <w:r>
-              <w:rPr>
-                <w:sz w:val="20"/>
-              </w:rPr>
-            </w:r>
-            <w:r>
-              <w:rPr>
-                <w:sz w:val="20"/>
-              </w:rPr>
               <w:t>360che (Toutiao)</w:t>
             </w:r>
           </w:p>
@@ -1250,14 +1240,6 @@
           </w:tcPr>
           <w:p>
             <w:r>
-              <w:rPr>
-                <w:sz w:val="20"/>
-              </w:rPr>
-            </w:r>
-            <w:r>
-              <w:rPr>
-                <w:sz w:val="20"/>
-              </w:rPr>
               <w:t>CN</w:t>
             </w:r>
           </w:p>
@@ -1268,14 +1250,6 @@
           </w:tcPr>
           <w:p>
             <w:r>
-              <w:rPr>
-                <w:sz w:val="20"/>
-              </w:rPr>
-            </w:r>
-            <w:r>
-              <w:rPr>
-                <w:sz w:val="20"/>
-              </w:rPr>
               <w:t>http://m.toutiao.com/group/6961327956664779271/</w:t>
             </w:r>
           </w:p>
@@ -1286,14 +1260,6 @@
           </w:tcPr>
           <w:p>
             <w:r>
-              <w:rPr>
-                <w:sz w:val="20"/>
-              </w:rPr>
-            </w:r>
-            <w:r>
-              <w:rPr>
-                <w:sz w:val="20"/>
-              </w:rPr>
               <w:t>2026-09-04</w:t>
             </w:r>
           </w:p>
@@ -1304,14 +1270,6 @@
           </w:tcPr>
           <w:p>
             <w:r>
-              <w:rPr>
-                <w:sz w:val="20"/>
-              </w:rPr>
-            </w:r>
-            <w:r>
-              <w:rPr>
-                <w:sz w:val="20"/>
-              </w:rPr>
               <w:t>CROSS_CHECKED</w:t>
             </w:r>
           </w:p>
@@ -1322,14 +1280,6 @@
           </w:tcPr>
           <w:p>
             <w:r>
-              <w:rPr>
-                <w:sz w:val="20"/>
-              </w:rPr>
-            </w:r>
-            <w:r>
-              <w:rPr>
-                <w:sz w:val="20"/>
-              </w:rPr>
               <w:t>6.8m, wheelbase, axle ratio</w:t>
             </w:r>
           </w:p>
@@ -1342,14 +1292,6 @@
           </w:tcPr>
           <w:p>
             <w:r>
-              <w:rPr>
-                <w:sz w:val="20"/>
-              </w:rPr>
-            </w:r>
-            <w:r>
-              <w:rPr>
-                <w:sz w:val="20"/>
-              </w:rPr>
               <w:t>Tianjin KR 6.8m wheelbase &amp; cargo box</w:t>
             </w:r>
           </w:p>
@@ -1360,14 +1302,6 @@
           </w:tcPr>
           <w:p>
             <w:r>
-              <w:rPr>
-                <w:sz w:val="20"/>
-              </w:rPr>
-            </w:r>
-            <w:r>
-              <w:rPr>
-                <w:sz w:val="20"/>
-              </w:rPr>
               <w:t>360che (Toutiao)</w:t>
             </w:r>
           </w:p>
@@ -1378,14 +1312,6 @@
           </w:tcPr>
           <w:p>
             <w:r>
-              <w:rPr>
-                <w:sz w:val="20"/>
-              </w:rPr>
-            </w:r>
-            <w:r>
-              <w:rPr>
-                <w:sz w:val="20"/>
-              </w:rPr>
               <w:t>CN</w:t>
             </w:r>
           </w:p>
@@ -1396,14 +1322,6 @@
           </w:tcPr>
           <w:p>
             <w:r>
-              <w:rPr>
-                <w:sz w:val="20"/>
-              </w:rPr>
-            </w:r>
-            <w:r>
-              <w:rPr>
-                <w:sz w:val="20"/>
-              </w:rPr>
               <w:t>http://m.toutiao.com/group/7155750645675377152/</w:t>
             </w:r>
           </w:p>
@@ -1414,14 +1332,6 @@
           </w:tcPr>
           <w:p>
             <w:r>
-              <w:rPr>
-                <w:sz w:val="20"/>
-              </w:rPr>
-            </w:r>
-            <w:r>
-              <w:rPr>
-                <w:sz w:val="20"/>
-              </w:rPr>
               <w:t>2026-09-04</w:t>
             </w:r>
           </w:p>
@@ -1432,14 +1342,6 @@
           </w:tcPr>
           <w:p>
             <w:r>
-              <w:rPr>
-                <w:sz w:val="20"/>
-              </w:rPr>
-            </w:r>
-            <w:r>
-              <w:rPr>
-                <w:sz w:val="20"/>
-              </w:rPr>
               <w:t>CROSS_CHECKED</w:t>
             </w:r>
           </w:p>
@@ -1450,14 +1352,6 @@
           </w:tcPr>
           <w:p>
             <w:r>
-              <w:rPr>
-                <w:sz w:val="20"/>
-              </w:rPr>
-            </w:r>
-            <w:r>
-              <w:rPr>
-                <w:sz w:val="20"/>
-              </w:rPr>
               <w:t>5000 WB, internal width, GVW</w:t>
             </w:r>
           </w:p>
@@ -1470,14 +1364,6 @@
           </w:tcPr>
           <w:p>
             <w:r>
-              <w:rPr>
-                <w:sz w:val="20"/>
-              </w:rPr>
-            </w:r>
-            <w:r>
-              <w:rPr>
-                <w:sz w:val="20"/>
-              </w:rPr>
               <w:t>DFH5180XLCG4 reefer — MIIT batch 410</w:t>
             </w:r>
           </w:p>
@@ -1488,14 +1374,6 @@
           </w:tcPr>
           <w:p>
             <w:r>
-              <w:rPr>
-                <w:sz w:val="20"/>
-              </w:rPr>
-            </w:r>
-            <w:r>
-              <w:rPr>
-                <w:sz w:val="20"/>
-              </w:rPr>
               <w:t>Sina Finance (citing MIIT)</w:t>
             </w:r>
           </w:p>
@@ -1506,14 +1384,6 @@
           </w:tcPr>
           <w:p>
             <w:r>
-              <w:rPr>
-                <w:sz w:val="20"/>
-              </w:rPr>
-            </w:r>
-            <w:r>
-              <w:rPr>
-                <w:sz w:val="20"/>
-              </w:rPr>
               <w:t>CN</w:t>
             </w:r>
           </w:p>
@@ -1524,14 +1394,6 @@
           </w:tcPr>
           <w:p>
             <w:r>
-              <w:rPr>
-                <w:sz w:val="20"/>
-              </w:rPr>
-            </w:r>
-            <w:r>
-              <w:rPr>
-                <w:sz w:val="20"/>
-              </w:rPr>
               <w:t>https://cj.sina.cn/article/norm_detail?froms=ttmp&amp;url=https%3A%2F%2Ffinance.sina.com.cn%2Fstock%2Faigc%2Fxcsb%2F2026-08-07%2Fdoc-inimnrac4126512.shtml%3Ffinpagefr%3Dttzz</w:t>
             </w:r>
           </w:p>
@@ -1542,14 +1404,6 @@
           </w:tcPr>
           <w:p>
             <w:r>
-              <w:rPr>
-                <w:sz w:val="20"/>
-              </w:rPr>
-            </w:r>
-            <w:r>
-              <w:rPr>
-                <w:sz w:val="20"/>
-              </w:rPr>
               <w:t>2026-09-04</w:t>
             </w:r>
           </w:p>
@@ -1560,14 +1414,6 @@
           </w:tcPr>
           <w:p>
             <w:r>
-              <w:rPr>
-                <w:sz w:val="20"/>
-              </w:rPr>
-            </w:r>
-            <w:r>
-              <w:rPr>
-                <w:sz w:val="20"/>
-              </w:rPr>
               <w:t>CROSS_CHECKED</w:t>
             </w:r>
           </w:p>
@@ -1578,31 +1424,309 @@
           </w:tcPr>
           <w:p>
             <w:r>
-              <w:rPr>
-                <w:sz w:val="20"/>
-              </w:rPr>
-            </w:r>
-            <w:r>
-              <w:rPr>
-                <w:sz w:val="20"/>
-              </w:rPr>
               <w:t>New filing code, speed limiter</w:t>
             </w:r>
           </w:p>
         </w:tc>
       </w:tr>
+      <w:tr>
+        <w:tc>
+          <w:tcPr>
+            <w:tcW w:type="dxa" w:w="1234"/>
+          </w:tcPr>
+          <w:p>
+            <w:r>
+              <w:t>Road motor-vehicle manufacturers &amp; products catalog — public query system</w:t>
+            </w:r>
+          </w:p>
+        </w:tc>
+        <w:tc>
+          <w:tcPr>
+            <w:tcW w:type="dxa" w:w="1234"/>
+          </w:tcPr>
+          <w:p>
+            <w:r>
+              <w:t>MIIT, China Ministry of Industry and Information Technology</w:t>
+            </w:r>
+          </w:p>
+        </w:tc>
+        <w:tc>
+          <w:tcPr>
+            <w:tcW w:type="dxa" w:w="1234"/>
+          </w:tcPr>
+          <w:p>
+            <w:r>
+              <w:t>CN</w:t>
+            </w:r>
+          </w:p>
+        </w:tc>
+        <w:tc>
+          <w:tcPr>
+            <w:tcW w:type="dxa" w:w="1234"/>
+          </w:tcPr>
+          <w:p>
+            <w:r>
+              <w:t>https://service.miit-eidc.org.cn/miitxxgk/gonggao_xxgk/index_ggcp.html</w:t>
+            </w:r>
+          </w:p>
+        </w:tc>
+        <w:tc>
+          <w:tcPr>
+            <w:tcW w:type="dxa" w:w="1234"/>
+          </w:tcPr>
+          <w:p>
+            <w:r>
+              <w:t>2026-09-05</w:t>
+            </w:r>
+          </w:p>
+        </w:tc>
+        <w:tc>
+          <w:tcPr>
+            <w:tcW w:type="dxa" w:w="1234"/>
+          </w:tcPr>
+          <w:p>
+            <w:r>
+              <w:t>VERIFIED</w:t>
+            </w:r>
+          </w:p>
+        </w:tc>
+        <w:tc>
+          <w:tcPr>
+            <w:tcW w:type="dxa" w:w="1234"/>
+          </w:tcPr>
+          <w:p>
+            <w:r>
+              <w:t>Verify the manufacturer, approved model and homologation (公告) catalog entry before ordering or export</w:t>
+            </w:r>
+          </w:p>
+        </w:tc>
+      </w:tr>
+      <w:tr>
+        <w:tc>
+          <w:tcPr>
+            <w:tcW w:type="dxa" w:w="1234"/>
+          </w:tcPr>
+          <w:p>
+            <w:r>
+              <w:t>GB 7258 motor-vehicle safety technical conditions (GB 7258-2017 current; GB 7258-2026 applies from 2027-07-01)</w:t>
+            </w:r>
+          </w:p>
+        </w:tc>
+        <w:tc>
+          <w:tcPr>
+            <w:tcW w:type="dxa" w:w="1234"/>
+          </w:tcPr>
+          <w:p>
+            <w:r>
+              <w:t>SAMR, State Administration for Market Regulation</w:t>
+            </w:r>
+          </w:p>
+        </w:tc>
+        <w:tc>
+          <w:tcPr>
+            <w:tcW w:type="dxa" w:w="1234"/>
+          </w:tcPr>
+          <w:p>
+            <w:r>
+              <w:t>CN</w:t>
+            </w:r>
+          </w:p>
+        </w:tc>
+        <w:tc>
+          <w:tcPr>
+            <w:tcW w:type="dxa" w:w="1234"/>
+          </w:tcPr>
+          <w:p>
+            <w:r>
+              <w:t>https://www.samr.gov.cn/xw/sj/art/2026/art_9b2b3fa425e3461e8dc3bd270b410ceb.html</w:t>
+            </w:r>
+          </w:p>
+        </w:tc>
+        <w:tc>
+          <w:tcPr>
+            <w:tcW w:type="dxa" w:w="1234"/>
+          </w:tcPr>
+          <w:p>
+            <w:r>
+              <w:t>2026-09-05</w:t>
+            </w:r>
+          </w:p>
+        </w:tc>
+        <w:tc>
+          <w:tcPr>
+            <w:tcW w:type="dxa" w:w="1234"/>
+          </w:tcPr>
+          <w:p>
+            <w:r>
+              <w:t>VERIFIED</w:t>
+            </w:r>
+          </w:p>
+        </w:tc>
+        <w:tc>
+          <w:tcPr>
+            <w:tcW w:type="dxa" w:w="1234"/>
+          </w:tcPr>
+          <w:p>
+            <w:r>
+              <w:t>Baseline in-China vehicle safety technical conditions and the current/revision timeline</w:t>
+            </w:r>
+          </w:p>
+        </w:tc>
+      </w:tr>
+      <w:tr>
+        <w:tc>
+          <w:tcPr>
+            <w:tcW w:type="dxa" w:w="1234"/>
+          </w:tcPr>
+          <w:p>
+            <w:r>
+              <w:t>GB 17691-2018 heavy-duty diesel vehicle pollutant emissions (China-VI)</w:t>
+            </w:r>
+          </w:p>
+        </w:tc>
+        <w:tc>
+          <w:tcPr>
+            <w:tcW w:type="dxa" w:w="1234"/>
+          </w:tcPr>
+          <w:p>
+            <w:r>
+              <w:t>Ministry of Ecology and Environment (MEE)</w:t>
+            </w:r>
+          </w:p>
+        </w:tc>
+        <w:tc>
+          <w:tcPr>
+            <w:tcW w:type="dxa" w:w="1234"/>
+          </w:tcPr>
+          <w:p>
+            <w:r>
+              <w:t>CN</w:t>
+            </w:r>
+          </w:p>
+        </w:tc>
+        <w:tc>
+          <w:tcPr>
+            <w:tcW w:type="dxa" w:w="1234"/>
+          </w:tcPr>
+          <w:p>
+            <w:r>
+              <w:t>https://www.mee.gov.cn/xxgk2018/xxgk/xxgk01/201807/t20180703_629590.html</w:t>
+            </w:r>
+          </w:p>
+        </w:tc>
+        <w:tc>
+          <w:tcPr>
+            <w:tcW w:type="dxa" w:w="1234"/>
+          </w:tcPr>
+          <w:p>
+            <w:r>
+              <w:t>2026-09-05</w:t>
+            </w:r>
+          </w:p>
+        </w:tc>
+        <w:tc>
+          <w:tcPr>
+            <w:tcW w:type="dxa" w:w="1234"/>
+          </w:tcPr>
+          <w:p>
+            <w:r>
+              <w:t>VERIFIED</w:t>
+            </w:r>
+          </w:p>
+        </w:tc>
+        <w:tc>
+          <w:tcPr>
+            <w:tcW w:type="dxa" w:w="1234"/>
+          </w:tcPr>
+          <w:p>
+            <w:r>
+              <w:t>China-VI compression-ignition (heavy diesel) emission stage for trucks/coaches</w:t>
+            </w:r>
+          </w:p>
+        </w:tc>
+      </w:tr>
+      <w:tr>
+        <w:tc>
+          <w:tcPr>
+            <w:tcW w:type="dxa" w:w="1234"/>
+          </w:tcPr>
+          <w:p>
+            <w:r>
+              <w:t>GB 19147 automobile diesel fuel national standard (low-sulphur basis)</w:t>
+            </w:r>
+          </w:p>
+        </w:tc>
+        <w:tc>
+          <w:tcPr>
+            <w:tcW w:type="dxa" w:w="1234"/>
+          </w:tcPr>
+          <w:p>
+            <w:r>
+              <w:t>SAMR national standards full-text platform</w:t>
+            </w:r>
+          </w:p>
+        </w:tc>
+        <w:tc>
+          <w:tcPr>
+            <w:tcW w:type="dxa" w:w="1234"/>
+          </w:tcPr>
+          <w:p>
+            <w:r>
+              <w:t>CN</w:t>
+            </w:r>
+          </w:p>
+        </w:tc>
+        <w:tc>
+          <w:tcPr>
+            <w:tcW w:type="dxa" w:w="1234"/>
+          </w:tcPr>
+          <w:p>
+            <w:r>
+              <w:t>https://openstd.samr.gov.cn/bzgk/std/newGbInfo?hcno=88F31AEECC7F7AE17C5A99496E532D2A</w:t>
+            </w:r>
+          </w:p>
+        </w:tc>
+        <w:tc>
+          <w:tcPr>
+            <w:tcW w:type="dxa" w:w="1234"/>
+          </w:tcPr>
+          <w:p>
+            <w:r>
+              <w:t>2026-09-05</w:t>
+            </w:r>
+          </w:p>
+        </w:tc>
+        <w:tc>
+          <w:tcPr>
+            <w:tcW w:type="dxa" w:w="1234"/>
+          </w:tcPr>
+          <w:p>
+            <w:r>
+              <w:t>VERIFIED</w:t>
+            </w:r>
+          </w:p>
+        </w:tc>
+        <w:tc>
+          <w:tcPr>
+            <w:tcW w:type="dxa" w:w="1234"/>
+          </w:tcPr>
+          <w:p>
+            <w:r>
+              <w:t>Diesel fuel grade and sulphur basis to match engine/emission design overseas</w:t>
+            </w:r>
+          </w:p>
+        </w:tc>
+      </w:tr>
     </w:tbl>
+    <w:p/>
     <w:p>
       <w:r>
-        <w:rPr>
-          <w:i/>
-        </w:rPr>
-        <w:t>Confidence note: model code anchored to MIIT batch-410 reporting; reefer unit/zones/insulation intentionally left to the body builder (no hard-coded values); KR Plus excluded. Chinese-market reference; confirm legal rating on the announcement/certificate.</w:t>
+        <w:t>*Confidence note: model code anchored to MIIT batch-410 reporting; reefer unit/zones/insulation intentionally left to the body builder (no hard-coded values); KR Plus excluded. Chinese-market reference; confirm legal rating on the announcement/certificate.*</w:t>
       </w:r>
     </w:p>
     <w:p>
       <w:pPr>
-        <w:pStyle w:val="Heading1"/>
+        <w:pStyle w:val="Heading2"/>
       </w:pPr>
       <w:r>
         <w:t>Editorial Review</w:t>
@@ -2086,8 +2210,8 @@
     <w:qFormat/>
     <w:rsid w:val="00FC693F"/>
     <w:rPr>
-      <w:rFonts w:ascii="Calibri" w:hAnsi="Calibri" w:eastAsia="Calibri"/>
-      <w:sz w:val="22"/>
+      <w:rFonts w:ascii="Calibri" w:hAnsi="Calibri"/>
+      <w:sz w:val="21"/>
     </w:rPr>
   </w:style>
   <w:style w:type="paragraph" w:styleId="Header">
@@ -2149,11 +2273,11 @@
       <w:outlineLvl w:val="0"/>
     </w:pPr>
     <w:rPr>
-      <w:rFonts w:asciiTheme="majorHAnsi" w:eastAsiaTheme="majorEastAsia" w:hAnsiTheme="majorHAnsi" w:cstheme="majorBidi" w:ascii="Calibri" w:hAnsi="Calibri"/>
+      <w:rFonts w:asciiTheme="majorHAnsi" w:eastAsiaTheme="majorEastAsia" w:hAnsiTheme="majorHAnsi" w:cstheme="majorBidi"/>
       <w:b/>
       <w:bCs/>
-      <w:color w:val="1F2A37"/>
-      <w:sz w:val="40"/>
+      <w:color w:val="365F91" w:themeColor="accent1" w:themeShade="BF"/>
+      <w:sz w:val="28"/>
       <w:szCs w:val="28"/>
     </w:rPr>
   </w:style>
@@ -2173,11 +2297,11 @@
       <w:outlineLvl w:val="1"/>
     </w:pPr>
     <w:rPr>
-      <w:rFonts w:asciiTheme="majorHAnsi" w:eastAsiaTheme="majorEastAsia" w:hAnsiTheme="majorHAnsi" w:cstheme="majorBidi" w:ascii="Calibri" w:hAnsi="Calibri"/>
+      <w:rFonts w:asciiTheme="majorHAnsi" w:eastAsiaTheme="majorEastAsia" w:hAnsiTheme="majorHAnsi" w:cstheme="majorBidi"/>
       <w:b/>
       <w:bCs/>
-      <w:color w:val="1F2A37"/>
-      <w:sz w:val="30"/>
+      <w:color w:val="4F81BD" w:themeColor="accent1"/>
+      <w:sz w:val="26"/>
       <w:szCs w:val="26"/>
     </w:rPr>
   </w:style>
@@ -2197,11 +2321,10 @@
       <w:outlineLvl w:val="2"/>
     </w:pPr>
     <w:rPr>
-      <w:rFonts w:asciiTheme="majorHAnsi" w:eastAsiaTheme="majorEastAsia" w:hAnsiTheme="majorHAnsi" w:cstheme="majorBidi" w:ascii="Calibri" w:hAnsi="Calibri"/>
+      <w:rFonts w:asciiTheme="majorHAnsi" w:eastAsiaTheme="majorEastAsia" w:hAnsiTheme="majorHAnsi" w:cstheme="majorBidi"/>
       <w:b/>
       <w:bCs/>
-      <w:color w:val="1F2A37"/>
-      <w:sz w:val="25"/>
+      <w:color w:val="4F81BD" w:themeColor="accent1"/>
     </w:rPr>
   </w:style>
   <w:style w:type="paragraph" w:styleId="Heading4">

--- a/deliveries/2026-09-04/AutoBridge_Daily_2026-09-04/01_Vehicle_Pages/VEH_20260904_10_Dongfeng_TianjinKR.docx
+++ b/deliveries/2026-09-04/AutoBridge_Daily_2026-09-04/01_Vehicle_Pages/VEH_20260904_10_Dongfeng_TianjinKR.docx
@@ -843,7 +843,7 @@
         <w:pStyle w:val="ListBullet"/>
       </w:pPr>
       <w:r>
-        <w:t>LICENSE: none secured — no third-party image may be published until rights are cleared</w:t>
+        <w:t>LICENSE_OR_USAGE_BASIS: none secured — no third-party image may be published until rights are cleared</w:t>
       </w:r>
     </w:p>
     <w:p>
@@ -1743,7 +1743,7 @@
         <w:t>Author</w:t>
       </w:r>
       <w:r>
-        <w:t>: AutoBridge Export Editorial Team · [Sourcing Team](/authors/) · method per our [Editorial Policy](/editorial-policy/)</w:t>
+        <w:t>: AutoBridge Export Editorial Team · method per our [Editorial Policy](/editorial-policy/)</w:t>
       </w:r>
     </w:p>
     <w:p>
@@ -1757,16 +1757,7 @@
         <w:t>Last reviewed</w:t>
       </w:r>
       <w:r>
-        <w:t xml:space="preserve">: 2026-09-04 · </w:t>
-      </w:r>
-      <w:r>
-        <w:rPr>
-          <w:b/>
-        </w:rPr>
-        <w:t>Fact sheet version</w:t>
-      </w:r>
-      <w:r>
-        <w:t>: v1.1-2026-09-04</w:t>
+        <w:t>: 2026-09-05</w:t>
       </w:r>
     </w:p>
     <w:p>
@@ -1808,7 +1799,7 @@
         <w:t>Transparency</w:t>
       </w:r>
       <w:r>
-        <w:t>: AI_ASSISTED=true · HUMAN_REVIEWED=false · evidence.first_hand=false · PUBLISH_APPROVED=false</w:t>
+        <w:t>: Prepared with AI assistance and editorially checked by the AutoBridge Export Editorial Team. It is source-based desk research, not first-hand testing; confirm time-sensitive and destination-specific requirements before transacting.</w:t>
       </w:r>
     </w:p>
     <w:p>
@@ -1819,10 +1810,10 @@
         <w:rPr>
           <w:b/>
         </w:rPr>
-        <w:t>Quality gates</w:t>
+        <w:t>Editorial standard</w:t>
       </w:r>
       <w:r>
-        <w:t>: EDITORIAL_QA_PASS=PASS · FACT_SOURCE_PASS=PASS · SEO_PASS=PASS · CODEX_REVIEW_PASS=PENDING · PUBLISH_APPROVED=FALSE until independent sign-off</w:t>
+        <w:t>: Researched and written from the sources listed above (desk research; no first-hand driving, teardown or import is claimed). Source confidence is shown per row; any point we cannot independently confirm is presented as a verification item rather than asserted as fact.</w:t>
       </w:r>
     </w:p>
     <w:p>
@@ -2210,7 +2201,6 @@
     <w:qFormat/>
     <w:rsid w:val="00FC693F"/>
     <w:rPr>
-      <w:rFonts w:ascii="Calibri" w:hAnsi="Calibri"/>
       <w:sz w:val="21"/>
     </w:rPr>
   </w:style>
